--- a/BaoCaoThucTapChuyenNganh.docx
+++ b/BaoCaoThucTapChuyenNganh.docx
@@ -3521,6 +3521,47 @@
           <w:szCs w:val="26"/>
         </w:rPr>
         <w:t>Tài liệu giảng viên cung cấp</w:t>
+      </w:r>
+    </w:p>
+    <w:p>
+      <w:pPr>
+        <w:rPr>
+          <w:rFonts w:ascii="Times New Roman" w:hAnsi="Times New Roman" w:cs="Times New Roman"/>
+          <w:sz w:val="26"/>
+          <w:szCs w:val="26"/>
+        </w:rPr>
+      </w:pPr>
+      <w:r>
+        <w:rPr>
+          <w:rFonts w:ascii="Times New Roman" w:hAnsi="Times New Roman" w:cs="Times New Roman"/>
+          <w:sz w:val="26"/>
+          <w:szCs w:val="26"/>
+        </w:rPr>
+        <w:t>[</w:t>
+      </w:r>
+      <w:r>
+        <w:rPr>
+          <w:rFonts w:ascii="Times New Roman" w:hAnsi="Times New Roman" w:cs="Times New Roman"/>
+          <w:sz w:val="26"/>
+          <w:szCs w:val="26"/>
+        </w:rPr>
+        <w:t>6</w:t>
+      </w:r>
+      <w:r>
+        <w:rPr>
+          <w:rFonts w:ascii="Times New Roman" w:hAnsi="Times New Roman" w:cs="Times New Roman"/>
+          <w:sz w:val="26"/>
+          <w:szCs w:val="26"/>
+        </w:rPr>
+        <w:t>]</w:t>
+      </w:r>
+      <w:r>
+        <w:rPr>
+          <w:rFonts w:ascii="Times New Roman" w:hAnsi="Times New Roman" w:cs="Times New Roman"/>
+          <w:sz w:val="26"/>
+          <w:szCs w:val="26"/>
+        </w:rPr>
+        <w:t xml:space="preserve"> Website Laravel</w:t>
       </w:r>
     </w:p>
     <w:sectPr>

--- a/BaoCaoThucTapChuyenNganh.docx
+++ b/BaoCaoThucTapChuyenNganh.docx
@@ -3420,6 +3420,14 @@
           <w:sz w:val="26"/>
           <w:szCs w:val="26"/>
         </w:rPr>
+        <w:t xml:space="preserve"> </w:t>
+      </w:r>
+      <w:r>
+        <w:rPr>
+          <w:rFonts w:ascii="Times New Roman" w:hAnsi="Times New Roman" w:cs="Times New Roman"/>
+          <w:sz w:val="26"/>
+          <w:szCs w:val="26"/>
+        </w:rPr>
         <w:t>Website W3Schools</w:t>
       </w:r>
     </w:p>
@@ -3537,31 +3545,7 @@
           <w:sz w:val="26"/>
           <w:szCs w:val="26"/>
         </w:rPr>
-        <w:t>[</w:t>
-      </w:r>
-      <w:r>
-        <w:rPr>
-          <w:rFonts w:ascii="Times New Roman" w:hAnsi="Times New Roman" w:cs="Times New Roman"/>
-          <w:sz w:val="26"/>
-          <w:szCs w:val="26"/>
-        </w:rPr>
-        <w:t>6</w:t>
-      </w:r>
-      <w:r>
-        <w:rPr>
-          <w:rFonts w:ascii="Times New Roman" w:hAnsi="Times New Roman" w:cs="Times New Roman"/>
-          <w:sz w:val="26"/>
-          <w:szCs w:val="26"/>
-        </w:rPr>
-        <w:t>]</w:t>
-      </w:r>
-      <w:r>
-        <w:rPr>
-          <w:rFonts w:ascii="Times New Roman" w:hAnsi="Times New Roman" w:cs="Times New Roman"/>
-          <w:sz w:val="26"/>
-          <w:szCs w:val="26"/>
-        </w:rPr>
-        <w:t xml:space="preserve"> Website Laravel</w:t>
+        <w:t>[6] Website Laravel</w:t>
       </w:r>
     </w:p>
     <w:sectPr>
